--- a/templates/F12.docx
+++ b/templates/F12.docx
@@ -238,21 +238,12 @@
                 <w:bCs/>
               </w:rPr>
             </w:pPr>
-            <w:proofErr w:type="spellStart"/>
             <w:r>
               <w:rPr>
                 <w:b/>
                 <w:bCs/>
               </w:rPr>
-              <w:t>Spesifikasi</w:t>
-            </w:r>
-            <w:proofErr w:type="spellEnd"/>
-            <w:r>
-              <w:rPr>
-                <w:b/>
-                <w:bCs/>
-              </w:rPr>
-              <w:t xml:space="preserve"> Barang</w:t>
+              <w:t>Spesifikasi Barang</w:t>
             </w:r>
           </w:p>
         </w:tc>
@@ -291,7 +282,6 @@
                 <w:bCs/>
               </w:rPr>
             </w:pPr>
-            <w:proofErr w:type="spellStart"/>
             <w:r>
               <w:rPr>
                 <w:b/>
@@ -299,7 +289,6 @@
               </w:rPr>
               <w:t>Satuan</w:t>
             </w:r>
-            <w:proofErr w:type="spellEnd"/>
           </w:p>
         </w:tc>
         <w:tc>
@@ -315,7 +304,6 @@
                 <w:bCs/>
               </w:rPr>
             </w:pPr>
-            <w:proofErr w:type="spellStart"/>
             <w:r>
               <w:rPr>
                 <w:b/>
@@ -323,7 +311,6 @@
               </w:rPr>
               <w:t>Keterangan</w:t>
             </w:r>
-            <w:proofErr w:type="spellEnd"/>
           </w:p>
         </w:tc>
       </w:tr>
@@ -583,71 +570,7 @@
     <w:p/>
     <w:p>
       <w:r>
-        <w:t xml:space="preserve">Dari Tim Gudang BMN </w:t>
-      </w:r>
-      <w:proofErr w:type="spellStart"/>
-      <w:r>
-        <w:t>untuk</w:t>
-      </w:r>
-      <w:proofErr w:type="spellEnd"/>
-      <w:r>
-        <w:t xml:space="preserve"> </w:t>
-      </w:r>
-      <w:proofErr w:type="spellStart"/>
-      <w:r>
-        <w:t>dipergunakan</w:t>
-      </w:r>
-      <w:proofErr w:type="spellEnd"/>
-      <w:r>
-        <w:t xml:space="preserve"> </w:t>
-      </w:r>
-      <w:proofErr w:type="spellStart"/>
-      <w:r>
-        <w:t>sebagaimana</w:t>
-      </w:r>
-      <w:proofErr w:type="spellEnd"/>
-      <w:r>
-        <w:t xml:space="preserve"> </w:t>
-      </w:r>
-      <w:proofErr w:type="spellStart"/>
-      <w:r>
-        <w:t>usulan</w:t>
-      </w:r>
-      <w:proofErr w:type="spellEnd"/>
-      <w:r>
-        <w:t xml:space="preserve"> </w:t>
-      </w:r>
-      <w:proofErr w:type="spellStart"/>
-      <w:r>
-        <w:t>pengadaan</w:t>
-      </w:r>
-      <w:proofErr w:type="spellEnd"/>
-      <w:r>
-        <w:t xml:space="preserve"> </w:t>
-      </w:r>
-      <w:proofErr w:type="spellStart"/>
-      <w:r>
-        <w:t>inventaris</w:t>
-      </w:r>
-      <w:proofErr w:type="spellEnd"/>
-      <w:r>
-        <w:t xml:space="preserve"> yang </w:t>
-      </w:r>
-      <w:proofErr w:type="spellStart"/>
-      <w:r>
-        <w:t>disampaikan</w:t>
-      </w:r>
-      <w:proofErr w:type="spellEnd"/>
-      <w:r>
-        <w:t xml:space="preserve"> </w:t>
-      </w:r>
-      <w:proofErr w:type="spellStart"/>
-      <w:r>
-        <w:t>sebelumnya</w:t>
-      </w:r>
-      <w:proofErr w:type="spellEnd"/>
-      <w:r>
-        <w:t>.</w:t>
+        <w:t>Dari Tim Gudang BMN untuk dipergunakan sebagaimana usulan pengadaan inventaris yang disampaikan sebelumnya.</w:t>
       </w:r>
     </w:p>
     <w:p>
@@ -684,29 +607,16 @@
         <w:t xml:space="preserve">Bandung, </w:t>
       </w:r>
       <w:r>
-        <w:t>{{</w:t>
-      </w:r>
-      <w:proofErr w:type="spellStart"/>
-      <w:r>
-        <w:t>tanggal</w:t>
-      </w:r>
-      <w:proofErr w:type="spellEnd"/>
-      <w:r>
-        <w:t>}}</w:t>
-      </w:r>
-      <w:r>
-        <w:tab/>
-      </w:r>
-    </w:p>
-    <w:p>
-      <w:r>
-        <w:t xml:space="preserve">Yang </w:t>
-      </w:r>
-      <w:proofErr w:type="spellStart"/>
-      <w:r>
-        <w:t>Menyerahkan</w:t>
-      </w:r>
-      <w:proofErr w:type="spellEnd"/>
+        <w:t>{{tanggal}}</w:t>
+      </w:r>
+      <w:r>
+        <w:tab/>
+      </w:r>
+    </w:p>
+    <w:p>
+      <w:r>
+        <w:t>Yang Menyerahkan</w:t>
+      </w:r>
       <w:r>
         <w:tab/>
       </w:r>
@@ -813,7 +723,7 @@
       </w:pPr>
       <w:r>
         <w:rPr>
-          <w:lang w:val="en-ID"/>
+          <w:lang w:val="fi-FI"/>
         </w:rPr>
         <w:t>Giat Santoso</w:t>
       </w:r>
@@ -861,18 +771,10 @@
       </w:r>
       <w:r>
         <w:rPr>
-          <w:lang w:val="fi-FI"/>
-        </w:rPr>
-        <w:t>……………………</w:t>
-      </w:r>
-      <w:proofErr w:type="gramStart"/>
-      <w:r>
-        <w:rPr>
-          <w:lang w:val="fi-FI"/>
-        </w:rPr>
-        <w:t>…..</w:t>
-      </w:r>
-      <w:proofErr w:type="gramEnd"/>
+          <w:lang w:val="nl-NL"/>
+        </w:rPr>
+        <w:t>{{namaPegawai}}</w:t>
+      </w:r>
     </w:p>
     <w:p>
       <w:pPr>
@@ -894,7 +796,7 @@
       </w:r>
       <w:r>
         <w:rPr>
-          <w:lang w:val="en-ID"/>
+          <w:lang w:val="fi-FI"/>
         </w:rPr>
         <w:t>197009192014091002</w:t>
       </w:r>
@@ -927,15 +829,19 @@
           <w:lang w:val="fi-FI"/>
         </w:rPr>
         <w:tab/>
-        <w:t>NIP</w:t>
-      </w:r>
-    </w:p>
-    <w:p>
-      <w:pPr>
-        <w:rPr>
-          <w:lang w:val="fi-FI"/>
-        </w:rPr>
-      </w:pPr>
+      </w:r>
+      <w:r>
+        <w:rPr>
+          <w:lang w:val="nl-NL"/>
+        </w:rPr>
+        <w:t xml:space="preserve">NIP </w:t>
+      </w:r>
+      <w:r>
+        <w:rPr>
+          <w:lang w:val="nl-NL"/>
+        </w:rPr>
+        <w:t>{{nipPegawai}}</w:t>
+      </w:r>
       <w:r>
         <w:rPr>
           <w:lang w:val="fi-FI"/>
@@ -2165,6 +2071,7 @@
   <w:style w:type="character" w:default="1" w:styleId="DefaultParagraphFont">
     <w:name w:val="Default Paragraph Font"/>
     <w:uiPriority w:val="1"/>
+    <w:semiHidden/>
     <w:unhideWhenUsed/>
   </w:style>
   <w:style w:type="table" w:default="1" w:styleId="TableNormal">

--- a/templates/F12.docx
+++ b/templates/F12.docx
@@ -1,6 +1,6 @@
 
 <file path=word/document.xml><?xml version="1.0" encoding="utf-8"?>
-<w:document xmlns:wpc="http://schemas.microsoft.com/office/word/2010/wordprocessingCanvas" xmlns:cx="http://schemas.microsoft.com/office/drawing/2014/chartex" xmlns:cx1="http://schemas.microsoft.com/office/drawing/2015/9/8/chartex" xmlns:cx2="http://schemas.microsoft.com/office/drawing/2015/10/21/chartex" xmlns:cx3="http://schemas.microsoft.com/office/drawing/2016/5/9/chartex" xmlns:cx4="http://schemas.microsoft.com/office/drawing/2016/5/10/chartex" xmlns:cx5="http://schemas.microsoft.com/office/drawing/2016/5/11/chartex" xmlns:cx6="http://schemas.microsoft.com/office/drawing/2016/5/12/chartex" xmlns:cx7="http://schemas.microsoft.com/office/drawing/2016/5/13/chartex" xmlns:cx8="http://schemas.microsoft.com/office/drawing/2016/5/14/chartex" xmlns:mc="http://schemas.openxmlformats.org/markup-compatibility/2006" xmlns:aink="http://schemas.microsoft.com/office/drawing/2016/ink" xmlns:am3d="http://schemas.microsoft.com/office/drawing/2017/model3d" xmlns:o="urn:schemas-microsoft-com:office:office" xmlns:oel="http://schemas.microsoft.com/office/2019/extlst" xmlns:r="http://schemas.openxmlformats.org/officeDocument/2006/relationships" xmlns:m="http://schemas.openxmlformats.org/officeDocument/2006/math" xmlns:v="urn:schemas-microsoft-com:vml" xmlns:wp14="http://schemas.microsoft.com/office/word/2010/wordprocessingDrawing" xmlns:wp="http://schemas.openxmlformats.org/drawingml/2006/wordprocessingDrawing" xmlns:w10="urn:schemas-microsoft-com:office:word" xmlns:w="http://schemas.openxmlformats.org/wordprocessingml/2006/main" xmlns:w14="http://schemas.microsoft.com/office/word/2010/wordml" xmlns:w15="http://schemas.microsoft.com/office/word/2012/wordml" xmlns:w16cei="http://schemas.microsoft.com/office/word/2026/wordml/cei" xmlns:w16cex="http://schemas.microsoft.com/office/word/2018/wordml/cex" xmlns:w16cid="http://schemas.microsoft.com/office/word/2016/wordml/cid" xmlns:w16="http://schemas.microsoft.com/office/word/2018/wordml" xmlns:w16du="http://schemas.microsoft.com/office/word/2023/wordml/word16du" xmlns:w16sdtdh="http://schemas.microsoft.com/office/word/2020/wordml/sdtdatahash" xmlns:w16sdtfl="http://schemas.microsoft.com/office/word/2024/wordml/sdtformatlock" xmlns:w16se="http://schemas.microsoft.com/office/word/2015/wordml/symex" xmlns:wpg="http://schemas.microsoft.com/office/word/2010/wordprocessingGroup" xmlns:wpi="http://schemas.microsoft.com/office/word/2010/wordprocessingInk" xmlns:wne="http://schemas.microsoft.com/office/word/2006/wordml" xmlns:wps="http://schemas.microsoft.com/office/word/2010/wordprocessingShape" mc:Ignorable="w14 w15 w16se w16cid w16 w16cex w16sdtdh w16sdtfl w16du wp14">
+<w:document xmlns:wpc="http://schemas.microsoft.com/office/word/2010/wordprocessingCanvas" xmlns:cx="http://schemas.microsoft.com/office/drawing/2014/chartex" xmlns:cx1="http://schemas.microsoft.com/office/drawing/2015/9/8/chartex" xmlns:cx2="http://schemas.microsoft.com/office/drawing/2015/10/21/chartex" xmlns:cx3="http://schemas.microsoft.com/office/drawing/2016/5/9/chartex" xmlns:cx4="http://schemas.microsoft.com/office/drawing/2016/5/10/chartex" xmlns:cx5="http://schemas.microsoft.com/office/drawing/2016/5/11/chartex" xmlns:cx6="http://schemas.microsoft.com/office/drawing/2016/5/12/chartex" xmlns:cx7="http://schemas.microsoft.com/office/drawing/2016/5/13/chartex" xmlns:cx8="http://schemas.microsoft.com/office/drawing/2016/5/14/chartex" xmlns:mc="http://schemas.openxmlformats.org/markup-compatibility/2006" xmlns:aink="http://schemas.microsoft.com/office/drawing/2016/ink" xmlns:am3d="http://schemas.microsoft.com/office/drawing/2017/model3d" xmlns:o="urn:schemas-microsoft-com:office:office" xmlns:oel="http://schemas.microsoft.com/office/2019/extlst" xmlns:r="http://schemas.openxmlformats.org/officeDocument/2006/relationships" xmlns:m="http://schemas.openxmlformats.org/officeDocument/2006/math" xmlns:v="urn:schemas-microsoft-com:vml" xmlns:wp14="http://schemas.microsoft.com/office/word/2010/wordprocessingDrawing" xmlns:wp="http://schemas.openxmlformats.org/drawingml/2006/wordprocessingDrawing" xmlns:w10="urn:schemas-microsoft-com:office:word" xmlns:w="http://schemas.openxmlformats.org/wordprocessingml/2006/main" xmlns:w14="http://schemas.microsoft.com/office/word/2010/wordml" xmlns:w15="http://schemas.microsoft.com/office/word/2012/wordml" xmlns:w16cex="http://schemas.microsoft.com/office/word/2018/wordml/cex" xmlns:w16cid="http://schemas.microsoft.com/office/word/2016/wordml/cid" xmlns:w16="http://schemas.microsoft.com/office/word/2018/wordml" xmlns:w16du="http://schemas.microsoft.com/office/word/2023/wordml/word16du" xmlns:w16sdtdh="http://schemas.microsoft.com/office/word/2020/wordml/sdtdatahash" xmlns:w16sdtfl="http://schemas.microsoft.com/office/word/2024/wordml/sdtformatlock" xmlns:w16se="http://schemas.microsoft.com/office/word/2015/wordml/symex" xmlns:wpg="http://schemas.microsoft.com/office/word/2010/wordprocessingGroup" xmlns:wpi="http://schemas.microsoft.com/office/word/2010/wordprocessingInk" xmlns:wne="http://schemas.microsoft.com/office/word/2006/wordml" xmlns:wps="http://schemas.microsoft.com/office/word/2010/wordprocessingShape" mc:Ignorable="w14 w15 w16se w16cid w16 w16cex w16sdtdh w16sdtfl w16du wp14">
   <w:body>
     <w:p>
       <w:pPr>
@@ -238,12 +238,21 @@
                 <w:bCs/>
               </w:rPr>
             </w:pPr>
+            <w:proofErr w:type="spellStart"/>
             <w:r>
               <w:rPr>
                 <w:b/>
                 <w:bCs/>
               </w:rPr>
-              <w:t>Spesifikasi Barang</w:t>
+              <w:t>Spesifikasi</w:t>
+            </w:r>
+            <w:proofErr w:type="spellEnd"/>
+            <w:r>
+              <w:rPr>
+                <w:b/>
+                <w:bCs/>
+              </w:rPr>
+              <w:t xml:space="preserve"> Barang</w:t>
             </w:r>
           </w:p>
         </w:tc>
@@ -282,6 +291,7 @@
                 <w:bCs/>
               </w:rPr>
             </w:pPr>
+            <w:proofErr w:type="spellStart"/>
             <w:r>
               <w:rPr>
                 <w:b/>
@@ -289,6 +299,7 @@
               </w:rPr>
               <w:t>Satuan</w:t>
             </w:r>
+            <w:proofErr w:type="spellEnd"/>
           </w:p>
         </w:tc>
         <w:tc>
@@ -304,6 +315,7 @@
                 <w:bCs/>
               </w:rPr>
             </w:pPr>
+            <w:proofErr w:type="spellStart"/>
             <w:r>
               <w:rPr>
                 <w:b/>
@@ -311,6 +323,7 @@
               </w:rPr>
               <w:t>Keterangan</w:t>
             </w:r>
+            <w:proofErr w:type="spellEnd"/>
           </w:p>
         </w:tc>
       </w:tr>
@@ -570,7 +583,71 @@
     <w:p/>
     <w:p>
       <w:r>
-        <w:t>Dari Tim Gudang BMN untuk dipergunakan sebagaimana usulan pengadaan inventaris yang disampaikan sebelumnya.</w:t>
+        <w:t xml:space="preserve">Dari Tim Gudang BMN </w:t>
+      </w:r>
+      <w:proofErr w:type="spellStart"/>
+      <w:r>
+        <w:t>untuk</w:t>
+      </w:r>
+      <w:proofErr w:type="spellEnd"/>
+      <w:r>
+        <w:t xml:space="preserve"> </w:t>
+      </w:r>
+      <w:proofErr w:type="spellStart"/>
+      <w:r>
+        <w:t>dipergunakan</w:t>
+      </w:r>
+      <w:proofErr w:type="spellEnd"/>
+      <w:r>
+        <w:t xml:space="preserve"> </w:t>
+      </w:r>
+      <w:proofErr w:type="spellStart"/>
+      <w:r>
+        <w:t>sebagaimana</w:t>
+      </w:r>
+      <w:proofErr w:type="spellEnd"/>
+      <w:r>
+        <w:t xml:space="preserve"> </w:t>
+      </w:r>
+      <w:proofErr w:type="spellStart"/>
+      <w:r>
+        <w:t>usulan</w:t>
+      </w:r>
+      <w:proofErr w:type="spellEnd"/>
+      <w:r>
+        <w:t xml:space="preserve"> </w:t>
+      </w:r>
+      <w:proofErr w:type="spellStart"/>
+      <w:r>
+        <w:t>pengadaan</w:t>
+      </w:r>
+      <w:proofErr w:type="spellEnd"/>
+      <w:r>
+        <w:t xml:space="preserve"> </w:t>
+      </w:r>
+      <w:proofErr w:type="spellStart"/>
+      <w:r>
+        <w:t>inventaris</w:t>
+      </w:r>
+      <w:proofErr w:type="spellEnd"/>
+      <w:r>
+        <w:t xml:space="preserve"> yang </w:t>
+      </w:r>
+      <w:proofErr w:type="spellStart"/>
+      <w:r>
+        <w:t>disampaikan</w:t>
+      </w:r>
+      <w:proofErr w:type="spellEnd"/>
+      <w:r>
+        <w:t xml:space="preserve"> </w:t>
+      </w:r>
+      <w:proofErr w:type="spellStart"/>
+      <w:r>
+        <w:t>sebelumnya</w:t>
+      </w:r>
+      <w:proofErr w:type="spellEnd"/>
+      <w:r>
+        <w:t>.</w:t>
       </w:r>
     </w:p>
     <w:p>
@@ -607,16 +684,29 @@
         <w:t xml:space="preserve">Bandung, </w:t>
       </w:r>
       <w:r>
-        <w:t>{{tanggal}}</w:t>
-      </w:r>
-      <w:r>
-        <w:tab/>
-      </w:r>
-    </w:p>
-    <w:p>
-      <w:r>
-        <w:t>Yang Menyerahkan</w:t>
-      </w:r>
+        <w:t>{{</w:t>
+      </w:r>
+      <w:proofErr w:type="spellStart"/>
+      <w:r>
+        <w:t>tanggal</w:t>
+      </w:r>
+      <w:proofErr w:type="spellEnd"/>
+      <w:r>
+        <w:t>}}</w:t>
+      </w:r>
+      <w:r>
+        <w:tab/>
+      </w:r>
+    </w:p>
+    <w:p>
+      <w:r>
+        <w:t xml:space="preserve">Yang </w:t>
+      </w:r>
+      <w:proofErr w:type="spellStart"/>
+      <w:r>
+        <w:t>Menyerahkan</w:t>
+      </w:r>
+      <w:proofErr w:type="spellEnd"/>
       <w:r>
         <w:tab/>
       </w:r>
@@ -725,53 +815,47 @@
         <w:rPr>
           <w:lang w:val="fi-FI"/>
         </w:rPr>
-        <w:t>Giat Santoso</w:t>
-      </w:r>
-      <w:r>
-        <w:rPr>
-          <w:lang w:val="fi-FI"/>
-        </w:rPr>
-        <w:tab/>
-      </w:r>
-      <w:r>
-        <w:rPr>
-          <w:lang w:val="fi-FI"/>
-        </w:rPr>
-        <w:tab/>
-      </w:r>
-      <w:r>
-        <w:rPr>
-          <w:lang w:val="fi-FI"/>
-        </w:rPr>
-        <w:tab/>
-      </w:r>
-      <w:r>
-        <w:rPr>
-          <w:lang w:val="fi-FI"/>
-        </w:rPr>
-        <w:tab/>
-      </w:r>
-      <w:r>
-        <w:rPr>
-          <w:lang w:val="fi-FI"/>
-        </w:rPr>
-        <w:tab/>
-      </w:r>
-      <w:r>
-        <w:rPr>
-          <w:lang w:val="fi-FI"/>
-        </w:rPr>
-        <w:tab/>
-      </w:r>
-      <w:r>
-        <w:rPr>
-          <w:lang w:val="fi-FI"/>
-        </w:rPr>
-        <w:tab/>
-      </w:r>
-      <w:r>
-        <w:rPr>
-          <w:lang w:val="nl-NL"/>
+        <w:t>{{pic}}</w:t>
+      </w:r>
+      <w:r>
+        <w:rPr>
+          <w:lang w:val="fi-FI"/>
+        </w:rPr>
+        <w:tab/>
+      </w:r>
+      <w:r>
+        <w:rPr>
+          <w:lang w:val="fi-FI"/>
+        </w:rPr>
+        <w:tab/>
+      </w:r>
+      <w:r>
+        <w:rPr>
+          <w:lang w:val="fi-FI"/>
+        </w:rPr>
+        <w:tab/>
+      </w:r>
+      <w:r>
+        <w:rPr>
+          <w:lang w:val="fi-FI"/>
+        </w:rPr>
+        <w:tab/>
+      </w:r>
+      <w:r>
+        <w:rPr>
+          <w:lang w:val="fi-FI"/>
+        </w:rPr>
+        <w:tab/>
+      </w:r>
+      <w:r>
+        <w:rPr>
+          <w:lang w:val="fi-FI"/>
+        </w:rPr>
+        <w:tab/>
+      </w:r>
+      <w:r>
+        <w:rPr>
+          <w:lang w:val="fi-FI"/>
         </w:rPr>
         <w:t>{{namaPegawai}}</w:t>
       </w:r>
@@ -798,49 +882,43 @@
         <w:rPr>
           <w:lang w:val="fi-FI"/>
         </w:rPr>
-        <w:t>197009192014091002</w:t>
-      </w:r>
-      <w:r>
-        <w:rPr>
-          <w:lang w:val="fi-FI"/>
-        </w:rPr>
-        <w:tab/>
-      </w:r>
-      <w:r>
-        <w:rPr>
-          <w:lang w:val="fi-FI"/>
-        </w:rPr>
-        <w:tab/>
-      </w:r>
-      <w:r>
-        <w:rPr>
-          <w:lang w:val="fi-FI"/>
-        </w:rPr>
-        <w:tab/>
-      </w:r>
-      <w:r>
-        <w:rPr>
-          <w:lang w:val="fi-FI"/>
-        </w:rPr>
-        <w:tab/>
-      </w:r>
-      <w:r>
-        <w:rPr>
-          <w:lang w:val="fi-FI"/>
-        </w:rPr>
-        <w:tab/>
-      </w:r>
-      <w:r>
-        <w:rPr>
-          <w:lang w:val="nl-NL"/>
-        </w:rPr>
-        <w:t xml:space="preserve">NIP </w:t>
-      </w:r>
-      <w:r>
-        <w:rPr>
-          <w:lang w:val="nl-NL"/>
-        </w:rPr>
-        <w:t>{{nipPegawai}}</w:t>
+        <w:t>{{nipPic}}</w:t>
+      </w:r>
+      <w:r>
+        <w:rPr>
+          <w:lang w:val="fi-FI"/>
+        </w:rPr>
+        <w:tab/>
+      </w:r>
+      <w:r>
+        <w:rPr>
+          <w:lang w:val="fi-FI"/>
+        </w:rPr>
+        <w:tab/>
+      </w:r>
+      <w:r>
+        <w:rPr>
+          <w:lang w:val="fi-FI"/>
+        </w:rPr>
+        <w:tab/>
+      </w:r>
+      <w:r>
+        <w:rPr>
+          <w:lang w:val="fi-FI"/>
+        </w:rPr>
+        <w:tab/>
+      </w:r>
+      <w:r>
+        <w:rPr>
+          <w:lang w:val="fi-FI"/>
+        </w:rPr>
+        <w:tab/>
+      </w:r>
+      <w:r>
+        <w:rPr>
+          <w:lang w:val="fi-FI"/>
+        </w:rPr>
+        <w:t>NIP {{nipPegawai}}</w:t>
       </w:r>
       <w:r>
         <w:rPr>
@@ -1107,7 +1185,7 @@
 </file>
 
 <file path=word/endnotes.xml><?xml version="1.0" encoding="utf-8"?>
-<w:endnotes xmlns:wpc="http://schemas.microsoft.com/office/word/2010/wordprocessingCanvas" xmlns:cx="http://schemas.microsoft.com/office/drawing/2014/chartex" xmlns:cx1="http://schemas.microsoft.com/office/drawing/2015/9/8/chartex" xmlns:cx2="http://schemas.microsoft.com/office/drawing/2015/10/21/chartex" xmlns:cx3="http://schemas.microsoft.com/office/drawing/2016/5/9/chartex" xmlns:cx4="http://schemas.microsoft.com/office/drawing/2016/5/10/chartex" xmlns:cx5="http://schemas.microsoft.com/office/drawing/2016/5/11/chartex" xmlns:cx6="http://schemas.microsoft.com/office/drawing/2016/5/12/chartex" xmlns:cx7="http://schemas.microsoft.com/office/drawing/2016/5/13/chartex" xmlns:cx8="http://schemas.microsoft.com/office/drawing/2016/5/14/chartex" xmlns:mc="http://schemas.openxmlformats.org/markup-compatibility/2006" xmlns:aink="http://schemas.microsoft.com/office/drawing/2016/ink" xmlns:am3d="http://schemas.microsoft.com/office/drawing/2017/model3d" xmlns:o="urn:schemas-microsoft-com:office:office" xmlns:oel="http://schemas.microsoft.com/office/2019/extlst" xmlns:r="http://schemas.openxmlformats.org/officeDocument/2006/relationships" xmlns:m="http://schemas.openxmlformats.org/officeDocument/2006/math" xmlns:v="urn:schemas-microsoft-com:vml" xmlns:wp14="http://schemas.microsoft.com/office/word/2010/wordprocessingDrawing" xmlns:wp="http://schemas.openxmlformats.org/drawingml/2006/wordprocessingDrawing" xmlns:w10="urn:schemas-microsoft-com:office:word" xmlns:w="http://schemas.openxmlformats.org/wordprocessingml/2006/main" xmlns:w14="http://schemas.microsoft.com/office/word/2010/wordml" xmlns:w15="http://schemas.microsoft.com/office/word/2012/wordml" xmlns:w16cei="http://schemas.microsoft.com/office/word/2026/wordml/cei" xmlns:w16cex="http://schemas.microsoft.com/office/word/2018/wordml/cex" xmlns:w16cid="http://schemas.microsoft.com/office/word/2016/wordml/cid" xmlns:w16="http://schemas.microsoft.com/office/word/2018/wordml" xmlns:w16du="http://schemas.microsoft.com/office/word/2023/wordml/word16du" xmlns:w16sdtdh="http://schemas.microsoft.com/office/word/2020/wordml/sdtdatahash" xmlns:w16sdtfl="http://schemas.microsoft.com/office/word/2024/wordml/sdtformatlock" xmlns:w16se="http://schemas.microsoft.com/office/word/2015/wordml/symex" xmlns:wpg="http://schemas.microsoft.com/office/word/2010/wordprocessingGroup" xmlns:wpi="http://schemas.microsoft.com/office/word/2010/wordprocessingInk" xmlns:wne="http://schemas.microsoft.com/office/word/2006/wordml" xmlns:wps="http://schemas.microsoft.com/office/word/2010/wordprocessingShape" mc:Ignorable="w14 w15 w16se w16cid w16 w16cex w16sdtdh w16sdtfl w16du wp14">
+<w:endnotes xmlns:wpc="http://schemas.microsoft.com/office/word/2010/wordprocessingCanvas" xmlns:cx="http://schemas.microsoft.com/office/drawing/2014/chartex" xmlns:cx1="http://schemas.microsoft.com/office/drawing/2015/9/8/chartex" xmlns:cx2="http://schemas.microsoft.com/office/drawing/2015/10/21/chartex" xmlns:cx3="http://schemas.microsoft.com/office/drawing/2016/5/9/chartex" xmlns:cx4="http://schemas.microsoft.com/office/drawing/2016/5/10/chartex" xmlns:cx5="http://schemas.microsoft.com/office/drawing/2016/5/11/chartex" xmlns:cx6="http://schemas.microsoft.com/office/drawing/2016/5/12/chartex" xmlns:cx7="http://schemas.microsoft.com/office/drawing/2016/5/13/chartex" xmlns:cx8="http://schemas.microsoft.com/office/drawing/2016/5/14/chartex" xmlns:mc="http://schemas.openxmlformats.org/markup-compatibility/2006" xmlns:aink="http://schemas.microsoft.com/office/drawing/2016/ink" xmlns:am3d="http://schemas.microsoft.com/office/drawing/2017/model3d" xmlns:o="urn:schemas-microsoft-com:office:office" xmlns:oel="http://schemas.microsoft.com/office/2019/extlst" xmlns:r="http://schemas.openxmlformats.org/officeDocument/2006/relationships" xmlns:m="http://schemas.openxmlformats.org/officeDocument/2006/math" xmlns:v="urn:schemas-microsoft-com:vml" xmlns:wp14="http://schemas.microsoft.com/office/word/2010/wordprocessingDrawing" xmlns:wp="http://schemas.openxmlformats.org/drawingml/2006/wordprocessingDrawing" xmlns:w10="urn:schemas-microsoft-com:office:word" xmlns:w="http://schemas.openxmlformats.org/wordprocessingml/2006/main" xmlns:w14="http://schemas.microsoft.com/office/word/2010/wordml" xmlns:w15="http://schemas.microsoft.com/office/word/2012/wordml" xmlns:w16cex="http://schemas.microsoft.com/office/word/2018/wordml/cex" xmlns:w16cid="http://schemas.microsoft.com/office/word/2016/wordml/cid" xmlns:w16="http://schemas.microsoft.com/office/word/2018/wordml" xmlns:w16du="http://schemas.microsoft.com/office/word/2023/wordml/word16du" xmlns:w16sdtdh="http://schemas.microsoft.com/office/word/2020/wordml/sdtdatahash" xmlns:w16sdtfl="http://schemas.microsoft.com/office/word/2024/wordml/sdtformatlock" xmlns:w16se="http://schemas.microsoft.com/office/word/2015/wordml/symex" xmlns:wpg="http://schemas.microsoft.com/office/word/2010/wordprocessingGroup" xmlns:wpi="http://schemas.microsoft.com/office/word/2010/wordprocessingInk" xmlns:wne="http://schemas.microsoft.com/office/word/2006/wordml" xmlns:wps="http://schemas.microsoft.com/office/word/2010/wordprocessingShape" mc:Ignorable="w14 w15 w16se w16cid w16 w16cex w16sdtdh w16sdtfl w16du wp14">
   <w:endnote w:type="separator" w:id="-1">
     <w:p>
       <w:r>
@@ -1126,7 +1204,7 @@
 </file>
 
 <file path=word/footnotes.xml><?xml version="1.0" encoding="utf-8"?>
-<w:footnotes xmlns:wpc="http://schemas.microsoft.com/office/word/2010/wordprocessingCanvas" xmlns:cx="http://schemas.microsoft.com/office/drawing/2014/chartex" xmlns:cx1="http://schemas.microsoft.com/office/drawing/2015/9/8/chartex" xmlns:cx2="http://schemas.microsoft.com/office/drawing/2015/10/21/chartex" xmlns:cx3="http://schemas.microsoft.com/office/drawing/2016/5/9/chartex" xmlns:cx4="http://schemas.microsoft.com/office/drawing/2016/5/10/chartex" xmlns:cx5="http://schemas.microsoft.com/office/drawing/2016/5/11/chartex" xmlns:cx6="http://schemas.microsoft.com/office/drawing/2016/5/12/chartex" xmlns:cx7="http://schemas.microsoft.com/office/drawing/2016/5/13/chartex" xmlns:cx8="http://schemas.microsoft.com/office/drawing/2016/5/14/chartex" xmlns:mc="http://schemas.openxmlformats.org/markup-compatibility/2006" xmlns:aink="http://schemas.microsoft.com/office/drawing/2016/ink" xmlns:am3d="http://schemas.microsoft.com/office/drawing/2017/model3d" xmlns:o="urn:schemas-microsoft-com:office:office" xmlns:oel="http://schemas.microsoft.com/office/2019/extlst" xmlns:r="http://schemas.openxmlformats.org/officeDocument/2006/relationships" xmlns:m="http://schemas.openxmlformats.org/officeDocument/2006/math" xmlns:v="urn:schemas-microsoft-com:vml" xmlns:wp14="http://schemas.microsoft.com/office/word/2010/wordprocessingDrawing" xmlns:wp="http://schemas.openxmlformats.org/drawingml/2006/wordprocessingDrawing" xmlns:w10="urn:schemas-microsoft-com:office:word" xmlns:w="http://schemas.openxmlformats.org/wordprocessingml/2006/main" xmlns:w14="http://schemas.microsoft.com/office/word/2010/wordml" xmlns:w15="http://schemas.microsoft.com/office/word/2012/wordml" xmlns:w16cei="http://schemas.microsoft.com/office/word/2026/wordml/cei" xmlns:w16cex="http://schemas.microsoft.com/office/word/2018/wordml/cex" xmlns:w16cid="http://schemas.microsoft.com/office/word/2016/wordml/cid" xmlns:w16="http://schemas.microsoft.com/office/word/2018/wordml" xmlns:w16du="http://schemas.microsoft.com/office/word/2023/wordml/word16du" xmlns:w16sdtdh="http://schemas.microsoft.com/office/word/2020/wordml/sdtdatahash" xmlns:w16sdtfl="http://schemas.microsoft.com/office/word/2024/wordml/sdtformatlock" xmlns:w16se="http://schemas.microsoft.com/office/word/2015/wordml/symex" xmlns:wpg="http://schemas.microsoft.com/office/word/2010/wordprocessingGroup" xmlns:wpi="http://schemas.microsoft.com/office/word/2010/wordprocessingInk" xmlns:wne="http://schemas.microsoft.com/office/word/2006/wordml" xmlns:wps="http://schemas.microsoft.com/office/word/2010/wordprocessingShape" mc:Ignorable="w14 w15 w16se w16cid w16 w16cex w16sdtdh w16sdtfl w16du wp14">
+<w:footnotes xmlns:wpc="http://schemas.microsoft.com/office/word/2010/wordprocessingCanvas" xmlns:cx="http://schemas.microsoft.com/office/drawing/2014/chartex" xmlns:cx1="http://schemas.microsoft.com/office/drawing/2015/9/8/chartex" xmlns:cx2="http://schemas.microsoft.com/office/drawing/2015/10/21/chartex" xmlns:cx3="http://schemas.microsoft.com/office/drawing/2016/5/9/chartex" xmlns:cx4="http://schemas.microsoft.com/office/drawing/2016/5/10/chartex" xmlns:cx5="http://schemas.microsoft.com/office/drawing/2016/5/11/chartex" xmlns:cx6="http://schemas.microsoft.com/office/drawing/2016/5/12/chartex" xmlns:cx7="http://schemas.microsoft.com/office/drawing/2016/5/13/chartex" xmlns:cx8="http://schemas.microsoft.com/office/drawing/2016/5/14/chartex" xmlns:mc="http://schemas.openxmlformats.org/markup-compatibility/2006" xmlns:aink="http://schemas.microsoft.com/office/drawing/2016/ink" xmlns:am3d="http://schemas.microsoft.com/office/drawing/2017/model3d" xmlns:o="urn:schemas-microsoft-com:office:office" xmlns:oel="http://schemas.microsoft.com/office/2019/extlst" xmlns:r="http://schemas.openxmlformats.org/officeDocument/2006/relationships" xmlns:m="http://schemas.openxmlformats.org/officeDocument/2006/math" xmlns:v="urn:schemas-microsoft-com:vml" xmlns:wp14="http://schemas.microsoft.com/office/word/2010/wordprocessingDrawing" xmlns:wp="http://schemas.openxmlformats.org/drawingml/2006/wordprocessingDrawing" xmlns:w10="urn:schemas-microsoft-com:office:word" xmlns:w="http://schemas.openxmlformats.org/wordprocessingml/2006/main" xmlns:w14="http://schemas.microsoft.com/office/word/2010/wordml" xmlns:w15="http://schemas.microsoft.com/office/word/2012/wordml" xmlns:w16cex="http://schemas.microsoft.com/office/word/2018/wordml/cex" xmlns:w16cid="http://schemas.microsoft.com/office/word/2016/wordml/cid" xmlns:w16="http://schemas.microsoft.com/office/word/2018/wordml" xmlns:w16du="http://schemas.microsoft.com/office/word/2023/wordml/word16du" xmlns:w16sdtdh="http://schemas.microsoft.com/office/word/2020/wordml/sdtdatahash" xmlns:w16sdtfl="http://schemas.microsoft.com/office/word/2024/wordml/sdtformatlock" xmlns:w16se="http://schemas.microsoft.com/office/word/2015/wordml/symex" xmlns:wpg="http://schemas.microsoft.com/office/word/2010/wordprocessingGroup" xmlns:wpi="http://schemas.microsoft.com/office/word/2010/wordprocessingInk" xmlns:wne="http://schemas.microsoft.com/office/word/2006/wordml" xmlns:wps="http://schemas.microsoft.com/office/word/2010/wordprocessingShape" mc:Ignorable="w14 w15 w16se w16cid w16 w16cex w16sdtdh w16sdtfl w16du wp14">
   <w:footnote w:type="separator" w:id="-1">
     <w:p>
       <w:r>
@@ -1145,7 +1223,7 @@
 </file>
 
 <file path=word/header1.xml><?xml version="1.0" encoding="utf-8"?>
-<w:hdr xmlns:wpc="http://schemas.microsoft.com/office/word/2010/wordprocessingCanvas" xmlns:cx="http://schemas.microsoft.com/office/drawing/2014/chartex" xmlns:cx1="http://schemas.microsoft.com/office/drawing/2015/9/8/chartex" xmlns:cx2="http://schemas.microsoft.com/office/drawing/2015/10/21/chartex" xmlns:cx3="http://schemas.microsoft.com/office/drawing/2016/5/9/chartex" xmlns:cx4="http://schemas.microsoft.com/office/drawing/2016/5/10/chartex" xmlns:cx5="http://schemas.microsoft.com/office/drawing/2016/5/11/chartex" xmlns:cx6="http://schemas.microsoft.com/office/drawing/2016/5/12/chartex" xmlns:cx7="http://schemas.microsoft.com/office/drawing/2016/5/13/chartex" xmlns:cx8="http://schemas.microsoft.com/office/drawing/2016/5/14/chartex" xmlns:mc="http://schemas.openxmlformats.org/markup-compatibility/2006" xmlns:aink="http://schemas.microsoft.com/office/drawing/2016/ink" xmlns:am3d="http://schemas.microsoft.com/office/drawing/2017/model3d" xmlns:o="urn:schemas-microsoft-com:office:office" xmlns:oel="http://schemas.microsoft.com/office/2019/extlst" xmlns:r="http://schemas.openxmlformats.org/officeDocument/2006/relationships" xmlns:m="http://schemas.openxmlformats.org/officeDocument/2006/math" xmlns:v="urn:schemas-microsoft-com:vml" xmlns:wp14="http://schemas.microsoft.com/office/word/2010/wordprocessingDrawing" xmlns:wp="http://schemas.openxmlformats.org/drawingml/2006/wordprocessingDrawing" xmlns:w10="urn:schemas-microsoft-com:office:word" xmlns:w="http://schemas.openxmlformats.org/wordprocessingml/2006/main" xmlns:w14="http://schemas.microsoft.com/office/word/2010/wordml" xmlns:w15="http://schemas.microsoft.com/office/word/2012/wordml" xmlns:w16cei="http://schemas.microsoft.com/office/word/2026/wordml/cei" xmlns:w16cex="http://schemas.microsoft.com/office/word/2018/wordml/cex" xmlns:w16cid="http://schemas.microsoft.com/office/word/2016/wordml/cid" xmlns:w16="http://schemas.microsoft.com/office/word/2018/wordml" xmlns:w16du="http://schemas.microsoft.com/office/word/2023/wordml/word16du" xmlns:w16sdtdh="http://schemas.microsoft.com/office/word/2020/wordml/sdtdatahash" xmlns:w16sdtfl="http://schemas.microsoft.com/office/word/2024/wordml/sdtformatlock" xmlns:w16se="http://schemas.microsoft.com/office/word/2015/wordml/symex" xmlns:wpg="http://schemas.microsoft.com/office/word/2010/wordprocessingGroup" xmlns:wpi="http://schemas.microsoft.com/office/word/2010/wordprocessingInk" xmlns:wne="http://schemas.microsoft.com/office/word/2006/wordml" xmlns:wps="http://schemas.microsoft.com/office/word/2010/wordprocessingShape" mc:Ignorable="w14 w15 w16se w16cid w16 w16cex w16sdtdh w16sdtfl w16du wp14">
+<w:hdr xmlns:wpc="http://schemas.microsoft.com/office/word/2010/wordprocessingCanvas" xmlns:cx="http://schemas.microsoft.com/office/drawing/2014/chartex" xmlns:cx1="http://schemas.microsoft.com/office/drawing/2015/9/8/chartex" xmlns:cx2="http://schemas.microsoft.com/office/drawing/2015/10/21/chartex" xmlns:cx3="http://schemas.microsoft.com/office/drawing/2016/5/9/chartex" xmlns:cx4="http://schemas.microsoft.com/office/drawing/2016/5/10/chartex" xmlns:cx5="http://schemas.microsoft.com/office/drawing/2016/5/11/chartex" xmlns:cx6="http://schemas.microsoft.com/office/drawing/2016/5/12/chartex" xmlns:cx7="http://schemas.microsoft.com/office/drawing/2016/5/13/chartex" xmlns:cx8="http://schemas.microsoft.com/office/drawing/2016/5/14/chartex" xmlns:mc="http://schemas.openxmlformats.org/markup-compatibility/2006" xmlns:aink="http://schemas.microsoft.com/office/drawing/2016/ink" xmlns:am3d="http://schemas.microsoft.com/office/drawing/2017/model3d" xmlns:o="urn:schemas-microsoft-com:office:office" xmlns:oel="http://schemas.microsoft.com/office/2019/extlst" xmlns:r="http://schemas.openxmlformats.org/officeDocument/2006/relationships" xmlns:m="http://schemas.openxmlformats.org/officeDocument/2006/math" xmlns:v="urn:schemas-microsoft-com:vml" xmlns:wp14="http://schemas.microsoft.com/office/word/2010/wordprocessingDrawing" xmlns:wp="http://schemas.openxmlformats.org/drawingml/2006/wordprocessingDrawing" xmlns:w10="urn:schemas-microsoft-com:office:word" xmlns:w="http://schemas.openxmlformats.org/wordprocessingml/2006/main" xmlns:w14="http://schemas.microsoft.com/office/word/2010/wordml" xmlns:w15="http://schemas.microsoft.com/office/word/2012/wordml" xmlns:w16cex="http://schemas.microsoft.com/office/word/2018/wordml/cex" xmlns:w16cid="http://schemas.microsoft.com/office/word/2016/wordml/cid" xmlns:w16="http://schemas.microsoft.com/office/word/2018/wordml" xmlns:w16du="http://schemas.microsoft.com/office/word/2023/wordml/word16du" xmlns:w16sdtdh="http://schemas.microsoft.com/office/word/2020/wordml/sdtdatahash" xmlns:w16sdtfl="http://schemas.microsoft.com/office/word/2024/wordml/sdtformatlock" xmlns:w16se="http://schemas.microsoft.com/office/word/2015/wordml/symex" xmlns:wpg="http://schemas.microsoft.com/office/word/2010/wordprocessingGroup" xmlns:wpi="http://schemas.microsoft.com/office/word/2010/wordprocessingInk" xmlns:wne="http://schemas.microsoft.com/office/word/2006/wordml" xmlns:wps="http://schemas.microsoft.com/office/word/2010/wordprocessingShape" mc:Ignorable="w14 w15 w16se w16cid w16 w16cex w16sdtdh w16sdtfl w16du wp14">
   <w:p>
     <w:pPr>
       <w:pBdr>
@@ -1266,7 +1344,7 @@
             </wp:anchor>
           </w:drawing>
         </mc:Choice>
-        <mc:Fallback>
+        <mc:Fallback xmlns:w16cei="http://schemas.microsoft.com/office/word/2026/wordml/cei">
           <w:pict>
             <v:rect w14:anchorId="01759CB5" id="Rectangle 574738303" o:spid="_x0000_s1026" style="position:absolute;margin-left:-67.8pt;margin-top:-28.85pt;width:20.6pt;height:21.75pt;z-index:251660288;visibility:visible;mso-wrap-style:square;mso-wrap-distance-left:9pt;mso-wrap-distance-top:0;mso-wrap-distance-right:9pt;mso-wrap-distance-bottom:0;mso-position-horizontal:absolute;mso-position-horizontal-relative:text;mso-position-vertical:absolute;mso-position-vertical-relative:text;v-text-anchor:top" o:gfxdata="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" filled="f" stroked="f">
               <v:textbox inset="2.53958mm,1.2694mm,2.53958mm,1.2694mm">
@@ -1338,7 +1416,7 @@
             </wp:anchor>
           </w:drawing>
         </mc:Choice>
-        <mc:Fallback>
+        <mc:Fallback xmlns:w16cei="http://schemas.microsoft.com/office/word/2026/wordml/cei">
           <w:pict>
             <v:rect w14:anchorId="3D96E0CD" id="Rectangle 574738302" o:spid="_x0000_s1027" style="position:absolute;margin-left:-67.8pt;margin-top:-28.85pt;width:20.6pt;height:21.75pt;z-index:251661312;visibility:visible;mso-wrap-style:square;mso-wrap-distance-left:9pt;mso-wrap-distance-top:0;mso-wrap-distance-right:9pt;mso-wrap-distance-bottom:0;mso-position-horizontal:absolute;mso-position-horizontal-relative:text;mso-position-vertical:absolute;mso-position-vertical-relative:text;v-text-anchor:top" o:gfxdata="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" filled="f" stroked="f">
               <v:textbox inset="2.53958mm,1.2694mm,2.53958mm,1.2694mm">
@@ -1360,7 +1438,7 @@
 </file>
 
 <file path=word/header2.xml><?xml version="1.0" encoding="utf-8"?>
-<w:hdr xmlns:wpc="http://schemas.microsoft.com/office/word/2010/wordprocessingCanvas" xmlns:cx="http://schemas.microsoft.com/office/drawing/2014/chartex" xmlns:cx1="http://schemas.microsoft.com/office/drawing/2015/9/8/chartex" xmlns:cx2="http://schemas.microsoft.com/office/drawing/2015/10/21/chartex" xmlns:cx3="http://schemas.microsoft.com/office/drawing/2016/5/9/chartex" xmlns:cx4="http://schemas.microsoft.com/office/drawing/2016/5/10/chartex" xmlns:cx5="http://schemas.microsoft.com/office/drawing/2016/5/11/chartex" xmlns:cx6="http://schemas.microsoft.com/office/drawing/2016/5/12/chartex" xmlns:cx7="http://schemas.microsoft.com/office/drawing/2016/5/13/chartex" xmlns:cx8="http://schemas.microsoft.com/office/drawing/2016/5/14/chartex" xmlns:mc="http://schemas.openxmlformats.org/markup-compatibility/2006" xmlns:aink="http://schemas.microsoft.com/office/drawing/2016/ink" xmlns:am3d="http://schemas.microsoft.com/office/drawing/2017/model3d" xmlns:o="urn:schemas-microsoft-com:office:office" xmlns:oel="http://schemas.microsoft.com/office/2019/extlst" xmlns:r="http://schemas.openxmlformats.org/officeDocument/2006/relationships" xmlns:m="http://schemas.openxmlformats.org/officeDocument/2006/math" xmlns:v="urn:schemas-microsoft-com:vml" xmlns:wp14="http://schemas.microsoft.com/office/word/2010/wordprocessingDrawing" xmlns:wp="http://schemas.openxmlformats.org/drawingml/2006/wordprocessingDrawing" xmlns:w10="urn:schemas-microsoft-com:office:word" xmlns:w="http://schemas.openxmlformats.org/wordprocessingml/2006/main" xmlns:w14="http://schemas.microsoft.com/office/word/2010/wordml" xmlns:w15="http://schemas.microsoft.com/office/word/2012/wordml" xmlns:w16cei="http://schemas.microsoft.com/office/word/2026/wordml/cei" xmlns:w16cex="http://schemas.microsoft.com/office/word/2018/wordml/cex" xmlns:w16cid="http://schemas.microsoft.com/office/word/2016/wordml/cid" xmlns:w16="http://schemas.microsoft.com/office/word/2018/wordml" xmlns:w16du="http://schemas.microsoft.com/office/word/2023/wordml/word16du" xmlns:w16sdtdh="http://schemas.microsoft.com/office/word/2020/wordml/sdtdatahash" xmlns:w16sdtfl="http://schemas.microsoft.com/office/word/2024/wordml/sdtformatlock" xmlns:w16se="http://schemas.microsoft.com/office/word/2015/wordml/symex" xmlns:wpg="http://schemas.microsoft.com/office/word/2010/wordprocessingGroup" xmlns:wpi="http://schemas.microsoft.com/office/word/2010/wordprocessingInk" xmlns:wne="http://schemas.microsoft.com/office/word/2006/wordml" xmlns:wps="http://schemas.microsoft.com/office/word/2010/wordprocessingShape" mc:Ignorable="w14 w15 w16se w16cid w16 w16cex w16sdtdh w16sdtfl w16du wp14">
+<w:hdr xmlns:wpc="http://schemas.microsoft.com/office/word/2010/wordprocessingCanvas" xmlns:cx="http://schemas.microsoft.com/office/drawing/2014/chartex" xmlns:cx1="http://schemas.microsoft.com/office/drawing/2015/9/8/chartex" xmlns:cx2="http://schemas.microsoft.com/office/drawing/2015/10/21/chartex" xmlns:cx3="http://schemas.microsoft.com/office/drawing/2016/5/9/chartex" xmlns:cx4="http://schemas.microsoft.com/office/drawing/2016/5/10/chartex" xmlns:cx5="http://schemas.microsoft.com/office/drawing/2016/5/11/chartex" xmlns:cx6="http://schemas.microsoft.com/office/drawing/2016/5/12/chartex" xmlns:cx7="http://schemas.microsoft.com/office/drawing/2016/5/13/chartex" xmlns:cx8="http://schemas.microsoft.com/office/drawing/2016/5/14/chartex" xmlns:mc="http://schemas.openxmlformats.org/markup-compatibility/2006" xmlns:aink="http://schemas.microsoft.com/office/drawing/2016/ink" xmlns:am3d="http://schemas.microsoft.com/office/drawing/2017/model3d" xmlns:o="urn:schemas-microsoft-com:office:office" xmlns:oel="http://schemas.microsoft.com/office/2019/extlst" xmlns:r="http://schemas.openxmlformats.org/officeDocument/2006/relationships" xmlns:m="http://schemas.openxmlformats.org/officeDocument/2006/math" xmlns:v="urn:schemas-microsoft-com:vml" xmlns:wp14="http://schemas.microsoft.com/office/word/2010/wordprocessingDrawing" xmlns:wp="http://schemas.openxmlformats.org/drawingml/2006/wordprocessingDrawing" xmlns:w10="urn:schemas-microsoft-com:office:word" xmlns:w="http://schemas.openxmlformats.org/wordprocessingml/2006/main" xmlns:w14="http://schemas.microsoft.com/office/word/2010/wordml" xmlns:w15="http://schemas.microsoft.com/office/word/2012/wordml" xmlns:w16cex="http://schemas.microsoft.com/office/word/2018/wordml/cex" xmlns:w16cid="http://schemas.microsoft.com/office/word/2016/wordml/cid" xmlns:w16="http://schemas.microsoft.com/office/word/2018/wordml" xmlns:w16du="http://schemas.microsoft.com/office/word/2023/wordml/word16du" xmlns:w16sdtdh="http://schemas.microsoft.com/office/word/2020/wordml/sdtdatahash" xmlns:w16sdtfl="http://schemas.microsoft.com/office/word/2024/wordml/sdtformatlock" xmlns:w16se="http://schemas.microsoft.com/office/word/2015/wordml/symex" xmlns:wpg="http://schemas.microsoft.com/office/word/2010/wordprocessingGroup" xmlns:wpi="http://schemas.microsoft.com/office/word/2010/wordprocessingInk" xmlns:wne="http://schemas.microsoft.com/office/word/2006/wordml" xmlns:wps="http://schemas.microsoft.com/office/word/2010/wordprocessingShape" mc:Ignorable="w14 w15 w16se w16cid w16 w16cex w16sdtdh w16sdtfl w16du wp14">
   <w:p>
     <w:pPr>
       <w:pBdr>
@@ -2071,7 +2149,6 @@
   <w:style w:type="character" w:default="1" w:styleId="DefaultParagraphFont">
     <w:name w:val="Default Paragraph Font"/>
     <w:uiPriority w:val="1"/>
-    <w:semiHidden/>
     <w:unhideWhenUsed/>
   </w:style>
   <w:style w:type="table" w:default="1" w:styleId="TableNormal">
